--- a/kawasaki_project/01_第10期_最新版成果品/川崎町_介護実態調査結果報告書_R8.9.2版.docx
+++ b/kawasaki_project/01_第10期_最新版成果品/川崎町_介護実態調査結果報告書_R8.9.2版.docx
@@ -1526,7 +1526,7 @@
         <w:ind w:firstLineChars="100" w:firstLine="220"/>
       </w:pPr>
       <w:r>
-        <w:t xml:space="preserve">厚生労働省が令和8年7月に公表した2025（令和7）年国民生活基礎調査によれば、同居の主な介護者と要介護者等がいずれも65歳以上である「老老介護」の割合は61.9％に上り、高水準で推移している。介護者・要介護者の高齢化は全国的な傾向であり、本調査では主な介護者の70歳以上が42.1％（n=76・32件）を占めており、介護者の高齢化が進んでいる。なお、全国値61.9％は介護者・要介護者がともに65歳以上である世帯の割合であるのに対し、本調査の介護者年齢は10歳刻みで65歳の境界がなく、要介護者側の年齢条件も付していないため、両者を直接比較することはできない。</w:t>
+        <w:t xml:space="preserve">厚生労働省「2025（令和7）年 国民生活基礎調査の概況」（令和8年7月公表）の「介護の状況」によれば、同居の主な介護者と要介護者等がいずれも65歳以上である「老老介護」の割合は61.9％に上り、高水準で推移している。介護者・要介護者の高齢化は全国的な傾向であり、本調査では主な介護者の70歳以上が42.1％（n=76・32件）を占めており、介護者の高齢化が進んでいる。なお、全国値61.9％は介護者・要介護者がともに65歳以上である世帯の割合であるのに対し、本調査の介護者年齢は10歳刻みで65歳の境界がなく、要介護者側の年齢条件も付していないため、両者を直接比較することはできない。</w:t>
       </w:r>
     </w:p>
     <w:p>
@@ -3127,7 +3127,7 @@
         <w:ind w:firstLineChars="100" w:firstLine="220"/>
       </w:pPr>
       <w:r>
-        <w:t>本調査の回答は142件であり、これを町の人数として読むことはできない。介護保険事業状況報告に基づく在宅の認定者数は次のとおりである。</w:t>
+        <w:t xml:space="preserve">本調査の回答は142件であり、これを町の人数として読むことはできない。議論の規模を把握するため、介護保険事業状況報告に基づく在宅の認定者数を次のとおり概算する。</w:t>
       </w:r>
     </w:p>
     <w:tbl>
@@ -3419,7 +3419,7 @@
         <w:ind w:firstLineChars="100" w:firstLine="220"/>
       </w:pPr>
       <w:r>
-        <w:t>この母集団に換算すると、施設等への入所を申込済みの方は約125人（33.8％）、検討中の方は約53人（14.4％）、合わせて約178人と推計される。入所者が1人増えることによる保険料基準額への影響は約24円であり、回答件数（47件）と母集団換算値（約125人）とでは議論の規模が2.6倍異なる点に留意が必要である。</w:t>
+        <w:t xml:space="preserve">在宅で生活する認定者約369人は、年度末時点の認定者数（ストック）から入所・居住系サービスの月平均受給者数を差し引いた概算であり、実人数の確定値ではない。また、回答者142件の構成が在宅認定者全体を代表しているかは検証していない。これを踏まえた単純外挿による感度試算では、施設等への入所を申込済みの方が約125人（33.8％）、検討中の方が約53人（14.4％）、合わせて約178人となる。入所者が1人増えることによる保険料基準額への影響は約24円であり、回答件数（47件）と外挿値（約125人）とでは議論の規模が2.6倍異なる点に留意が必要である。</w:t>
       </w:r>
     </w:p>
     <w:p>
@@ -4095,7 +4095,7 @@
         <w:ind w:firstLineChars="100" w:firstLine="220"/>
       </w:pPr>
       <w:r>
-        <w:t>なお、本調査から得られる利用者数を在宅認定者約369人に換算し、令和7年度の給付実績（月平均・実人数）と突き合わせると次のとおりである。換算は、回答者142件のうち当該サービスを「利用した」と回答した件数の割合を母集団に乗じたものである。</w:t>
+        <w:t xml:space="preserve">なお、本調査で当該サービスを「利用した」と回答した件数を在宅認定者約369人に単純外挿し、令和7年度の給付実績（月平均・実人数）と突き合わせると次のとおりである。外挿は、回答者142件を分母として利用あり件数の割合を求め、母集団に乗じたものである。A問8のサービス別設問は未回答が多く（有効回答37〜51件）、未回答者を「利用なし」として扱っているため、本表の値は下限的な目安である。</w:t>
       </w:r>
     </w:p>
     <w:tbl>
@@ -4173,7 +4173,7 @@
                 <w:bCs/>
                 <w:color w:val="FFFFFF"/>
               </w:rPr>
-              <w:t xml:space="preserve">本調査からの推計（約369人換算）</w:t>
+              <w:t xml:space="preserve">本調査の利用あり件数からの単純外挿（約369人換算）</w:t>
             </w:r>
           </w:p>
         </w:tc>
@@ -4553,7 +4553,7 @@
         <w:ind w:firstLineChars="100" w:firstLine="220"/>
       </w:pPr>
       <w:r>
-        <w:t>サービス見込量は介護保険事業状況報告の給付実績を基礎として推計するものとし、本調査は利用意向・生活実態の把握に用いる。特に通所リハビリテーションは、本調査からの推計が実績の約3分の1にとどまっており、本調査が実態を十分に捕捉できていない。また、A問8のサービス別設問は有効回答が37〜51件と設問ごとにばらついており、サービス間の単純比較には適さない。本節でいう「サービス利用の偏り」は、実態としての偏りだけでなく、調査の捕捉率の差を含んでいる点に留意が必要である。</w:t>
+        <w:t xml:space="preserve">サービス見込量は介護保険事業状況報告の給付実績を基礎として推計するものとし、本調査は利用意向・生活実態の把握に用いる。サービス別の利用者数についても給付実績を優先し、本表は調査の捕捉状況を確認するために用いる。特に通所リハビリテーションは、本調査からの外挿値が実績の約3分の1にとどまっており、本調査が実態を十分に捕捉できていない。また、A問8のサービス別設問は有効回答が37〜51件と設問ごとにばらついており、サービス間の単純比較には適さない。本節でいう「サービス利用の偏り」は、実態としての偏りだけでなく、調査の捕捉率の差を含んでいる点に留意が必要である。</w:t>
       </w:r>
     </w:p>
     <w:p>
@@ -4840,7 +4840,7 @@
           <w:iCs/>
           <w:color w:val="595959"/>
         </w:rPr>
-        <w:t xml:space="preserve">※厚生労働省「2025（令和7）年国民生活基礎調査」では、同居の主な介護者と要介護者等がいずれも65歳以上である「老老介護」の割合が61.9％に達している。ただしこれは介護者・要介護者がともに65歳以上である世帯の割合であり、本調査で算出できる最も近い区分は主な介護者の70歳以上42.1％（n=76・32件）であるため、両者は直接比較できない。いずれにせよ介護者自身の高齢化は進んでおり、介護者の心身の負担にも配慮した支援が求められる。</w:t>
+        <w:t xml:space="preserve">※厚生労働省「2025（令和7）年 国民生活基礎調査の概況」（令和8年7月公表）の「介護の状況」では、同居の主な介護者と要介護者等がいずれも65歳以上である「老老介護」の割合が61.9％に達している。ただしこれは介護者・要介護者がともに65歳以上である世帯の割合であり、本調査で算出できる最も近い区分は主な介護者の70歳以上42.1％（n=76・32件）であるため、両者は直接比較できない。いずれにせよ介護者自身の高齢化は進んでおり、介護者の心身の負担にも配慮した支援が求められる。</w:t>
       </w:r>
     </w:p>
     <w:p>
@@ -10930,7 +10930,7 @@
         <w:ind w:firstLineChars="100" w:firstLine="220"/>
       </w:pPr>
       <w:r>
-        <w:t xml:space="preserve">主な介護者が離職した世帯では「外出の付き添い、送迎等」への不安を挙げた世帯が9件中6件（66.7％）であり、離職のない世帯（43件中11件・25.6％）を上回る。ただし該当が9件と少数であり、1件の増減で割合が10ポイント以上動くため、傾向として留意するにとどめる。「食事の準備（調理等）」への不安も離職世帯で33.3％と、離職のない世帯（30.2％）よりやや高い。一方「不安に感じていることは、特にない」は離職した世帯では0％であり、離職に至った世帯ほど介護負担への実感が強いことが示唆される。外出付き添いの負担が離職の一因となっている可能性があり、移動支援・送迎サービスの拡充が介護離職の抑制に寄与することが期待される。</w:t>
+        <w:t xml:space="preserve">主な介護者が離職した世帯では「外出の付き添い、送迎等」への不安を挙げた世帯が9件中6件（66.7％）であり、離職のない世帯（43件中11件・25.6％）を上回る。ただし該当が9件と少数であり、1件の増減で割合が10ポイント以上動くため、傾向として留意するにとどめる。「食事の準備（調理等）」への不安も離職世帯で33.3％と、離職のない世帯（30.2％）よりやや高い。一方「不安に感じていることは、特にない」は離職した世帯では0％であり、離職に至った世帯ほど介護負担への実感が強いことが示唆される。外出付き添いの負担と離職との間に関連が示唆されるが、クロス集計は関連を示すものであり因果を示すものではない。移動支援・送迎サービスの拡充は、離職に至った世帯の状況を個別に確認したうえで、検討材料の一つとする。</w:t>
       </w:r>
     </w:p>
     <w:p>
@@ -11309,7 +11309,7 @@
         <w:ind w:firstLineChars="100" w:firstLine="220"/>
       </w:pPr>
       <w:r>
-        <w:t>家族・親族の介護が「ない」層では56.9％（37／65件）が施設入所を申込済みであり、介護が「ある」層（13.5％・10／74件）の4.2倍である。要介護度別（９－２）で最も高い要介護４の59.3％に匹敵する差が、n=65／74という十分な規模で確認できる。施設入所ニーズの主因は要介護度の重さだけでなく、家族介護者の不在にあると考えられる。</w:t>
+        <w:t xml:space="preserve">家族・親族の介護が「ない」層では56.9％（37／65件）が施設入所を申込済みであり、介護が「ある」層（13.5％・10／74件）の4.2倍である。要介護度別（９－２）で最も高い要介護４の59.3％に匹敵する差が、n=65／74という十分な規模で確認できる。施設入所の申込みは、要介護度の重さだけでなく家族介護者の有無とも強く関連していることが示唆される。ただしクロス集計から因果を判断することはできず、介護者がいないため申込みに至ったのか、他の事情が双方に影響しているのかは、個別の状況確認が必要である。</w:t>
       </w:r>
     </w:p>
     <w:p>
@@ -11787,7 +11787,7 @@
         <w:ind w:firstLineChars="100" w:firstLine="220"/>
       </w:pPr>
       <w:r>
-        <w:t>単身世帯では69.4％（25／36件）が申込済みであり、その他の世帯（18.6％）の3.7倍である。９－１で確認した「単身世帯の66.7％に家族・親族の介護がない」ことと表裏の関係にあり、住まいの確保を含めた検討が必要である。</w:t>
+        <w:t xml:space="preserve">単身世帯では69.4％（25／36件）が申込済みであり、本表の分類「その他（子との同居等）」の世帯（18.6％）の3.7倍である。単身世帯以外（夫婦のみ世帯＋その他）を合算した場合でも21.6％（22／102件）であり、3.2倍の差がある。９－１で確認した「単身世帯の66.7％に家族・親族の介護がない」ことと表裏の関係にあり、住まいの確保を含めた検討が必要である。</w:t>
       </w:r>
     </w:p>
     <w:p>
@@ -12166,7 +12166,7 @@
         <w:ind w:firstLineChars="100" w:firstLine="220"/>
       </w:pPr>
       <w:r>
-        <w:t>サービスを利用していない層の48.8％（39／80件）が申込済みであるのに対し、利用している層は14.3％にとどまる。在宅サービスの利用が施設入所の申込みを抑制している可能性があり、未利用者へのサービス調整は在宅生活継続の支援として有効と考えられる。１２章「サービス利用の適正化」の直接の根拠となる。</w:t>
+        <w:t xml:space="preserve">サービスを利用していない層の48.8％（39／80件）が申込済みであるのに対し、利用している層は14.3％にとどまる。サービス未利用層で申込済みの割合が高いという関連が確認できる。ただし、サービス利用が申込みを抑えているのか、既に申込済みであるためサービス利用に至っていないのか、方向は本調査からは判断できない。未利用の理由と入所申込みの状況を確認したうえで、在宅生活継続支援の対象として検討する必要がある（１２章「サービス利用の適正化」の検討材料となる）。</w:t>
       </w:r>
     </w:p>
     <w:p>
@@ -12632,7 +12632,7 @@
         <w:rPr>
           <w:rFonts w:hint="eastAsia"/>
         </w:rPr>
-        <w:t xml:space="preserve">※ 第９期計画で設定した目標値（KPI）の達成状況、及び保険者機能強化推進交付金等の評価結果については、第１回策定委員会資料において別途整理している。本報告書は、今回の調査結果から読み取れる課題の整理に限定している。なお、第９期計画のアウトカム指標は「調整済み認定率を令和5年の水準（17.6％）に維持する」ことであり、令和7年度末の認定率は17.3％（561人／3,240人）で基準値を上回っていないため、現時点では達成の見込みである。ただし指標は年齢調整済みの認定率と定義されているため、確定値は地域包括ケア「見える化」システムにより確認する。</w:t>
+        <w:t xml:space="preserve">※ 第９期計画で設定した目標値（KPI）の達成状況、及び保険者機能強化推進交付金等の評価結果については、第１回策定委員会資料において別途整理している。本報告書は、今回の調査結果から読み取れる課題の整理に限定している。なお、第９期計画のアウトカム指標は「調整済み（年齢調整済み）認定率を令和5年の水準（17.6％）に維持する」ことである。令和7年度末の通常の認定率は17.3％（561人／3,240人）であるが、これは調整済み認定率とは一致しないため参考値であり、達成可否は地域包括ケア「見える化」システムにおける調整済み認定率により確認する。</w:t>
       </w:r>
     </w:p>
     <w:p>

--- a/kawasaki_project/01_第10期_最新版成果品/川崎町_介護実態調査結果報告書_R8.9.2版.docx
+++ b/kawasaki_project/01_第10期_最新版成果品/川崎町_介護実態調査結果報告書_R8.9.2版.docx
@@ -3367,7 +3367,7 @@
           </w:tcPr>
           <w:p>
             <w:r>
-              <w:t xml:space="preserve">在宅で生活する認定者（推計）</w:t>
+              <w:t xml:space="preserve">在宅で生活する認定者（概算）</w:t>
             </w:r>
           </w:p>
         </w:tc>
@@ -12359,7 +12359,7 @@
         <w:ind w:leftChars="100" w:left="220" w:firstLineChars="100" w:firstLine="220"/>
       </w:pPr>
       <w:r>
-        <w:t xml:space="preserve">施設検討14.4％、申込済み33.8％と4割超で施設入所の意思があり（４章のとおり在宅認定者約369人に換算すると申込済み約125人・検討中約53人）、施設入所の意思決定・申込につながる層が一定数存在するため、本人・家族への早期情報提供が必要。</w:t>
+        <w:t xml:space="preserve">施設検討14.4％、申込済み33.8％と4割超で施設入所の意思があり（４章の感度試算では、在宅認定者約369人に単純外挿した場合、申込済み約125人・検討中約53人規模となる）、施設入所の意思決定・申込につながる層が一定数存在するため、本人・家族への早期情報提供が必要。</w:t>
       </w:r>
       <w:r>
         <w:rPr>
@@ -13296,7 +13296,7 @@
         <w:ind w:firstLineChars="100" w:firstLine="220"/>
       </w:pPr>
       <w:r>
-        <w:t>家族・親族による介護がなく、かつ介護保険サービスも利用していない在宅の認定者が50件（両設問に有効回答があった138件の36.2％）存在する。在宅認定者約369人に換算すると約134人と推計され、在宅生活を続けるための支援が最も届いていない層であると同時に、施設入所需要の最も大きな供給源にもなっている（９－９・９－11参照）。</w:t>
+        <w:t xml:space="preserve">家族・親族による介護がなく、かつ介護保険サービスも利用していない方は50件（両設問に有効回答があった138件の36.2％）確認された。在宅認定者約369人に単純外挿した感度試算では約134人規模となるが、実人数の確定値ではない。在宅生活継続支援や施設入所相談につながる可能性のある層として、入所申込みの状況、サービス未利用の理由、家族の支援状況を追加で確認する必要がある（９－９・９－11参照）。</w:t>
       </w:r>
     </w:p>
     <w:p>
